--- a/HO_SO_DU_THI_KHKT_SO_GDDT/PHU_LUC_2_SO_NHAT_KY_NGHIEN_CUU.docx
+++ b/HO_SO_DU_THI_KHKT_SO_GDDT/PHU_LUC_2_SO_NHAT_KY_NGHIEN_CUU.docx
@@ -63,7 +63,7 @@
           <w:color w:val="000000"/>
           <w:sz w:val="25"/>
         </w:rPr>
-        <w:t>TÊN DỰ ÁN: XÂY DỰNG HỆ THỐNG GIA SƯ AI THÍCH ỨNG VÀ ĐO LƯỜNG NĂNG LỰC HỌC TIẾNG ANH THEO MÔ HÌNH TOÁN HỌC IRT 2PL</w:t>
+        <w:t>TÊN DỰ ÁN: XÂY DỰNG HỆ THỐNG GIA SƯ AI THÍCH ỨNG VÀ HỖ TRỢ LUYỆN THI TIẾNG ANH THÔNG MINH KẾT HỢP CÔNG NGHỆ CHẤM PHÁT ÂM VÀ GHI NHỚ DÀI HẠN</w:t>
       </w:r>
     </w:p>
     <w:p>
@@ -305,7 +305,7 @@
                 <w:color w:val="000000"/>
                 <w:sz w:val="23"/>
               </w:rPr>
-              <w:t>Hoàn thành phiếu khảo sát 150 học sinh; 82% mong muốn có công cụ chấm phát âm và luyện thi thích ứng.</w:t>
+              <w:t>Hoàn thành phiếu khảo sát 150 học sinh; 82% mong muốn có công cụ chấm phát âm và luyện thi thích ứng theo sức học.</w:t>
             </w:r>
           </w:p>
         </w:tc>
@@ -387,7 +387,7 @@
                 <w:color w:val="000000"/>
                 <w:sz w:val="23"/>
               </w:rPr>
-              <w:t>Nghiên cứu tài liệu lý thuyết mô hình toán học 2PL IRT và thuật toán lặp lại ngắt quãng SuperMemo-2.</w:t>
+              <w:t>Nghiên cứu nguyên lý tự động điều chỉnh độ khó bài tập và phương pháp xếp lịch ôn tập từ vựng thông minh.</w:t>
             </w:r>
           </w:p>
         </w:tc>
@@ -413,7 +413,7 @@
                 <w:color w:val="000000"/>
                 <w:sz w:val="23"/>
               </w:rPr>
-              <w:t>Lập trình mô phỏng thuật toán tính xác suất P(θ) và ước lượng tham số năng lực bằng Python.</w:t>
+              <w:t>Lập trình thử nghiệm module tự động tăng/giảm độ khó câu hỏi dựa trên kết quả trả lời của học sinh.</w:t>
             </w:r>
           </w:p>
         </w:tc>
@@ -439,7 +439,7 @@
                 <w:color w:val="000000"/>
                 <w:sz w:val="23"/>
               </w:rPr>
-              <w:t>Kiểm tra mô hình toán</w:t>
+              <w:t>Kiểm tra tính năng phần mềm</w:t>
             </w:r>
           </w:p>
         </w:tc>
@@ -495,7 +495,7 @@
                 <w:color w:val="000000"/>
                 <w:sz w:val="23"/>
               </w:rPr>
-              <w:t>Thiết kế kiến trúc hệ thống, xây dựng backend FastAPI và frontend React, tích hợp Azure Speech &amp; Gemini AI.</w:t>
+              <w:t>Thiết kế giao diện web, lập trình backend và frontend, tích hợp công nghệ nhận diện giọng nói Azure &amp; Gemini AI.</w:t>
             </w:r>
           </w:p>
         </w:tc>
@@ -521,7 +521,7 @@
                 <w:color w:val="000000"/>
                 <w:sz w:val="23"/>
               </w:rPr>
-              <w:t>Hoàn thành phiên bản thử nghiệm Alpha v1.0; kiểm tra độ trễ API đạt dưới 1.2 giây.</w:t>
+              <w:t>Hoàn thành phiên bản thử nghiệm Alpha v1.0; kiểm tra độ phản hồi nhanh đạt dưới 1.2 giây.</w:t>
             </w:r>
           </w:p>
         </w:tc>
@@ -603,7 +603,7 @@
                 <w:color w:val="000000"/>
                 <w:sz w:val="23"/>
               </w:rPr>
-              <w:t>Tối ưu hiệu năng, nén tài nguyên đạt điểm Google PageSpeed 100/100; bổ sung cơ chế Offline Fallback.</w:t>
+              <w:t>Tối ưu hiệu năng, bổ sung kho dữ liệu 285+ câu hỏi dự phòng Offline khi mất kết nối internet.</w:t>
             </w:r>
           </w:p>
         </w:tc>
@@ -711,7 +711,7 @@
                 <w:color w:val="000000"/>
                 <w:sz w:val="23"/>
               </w:rPr>
-              <w:t>Triển khai thực nghiệm trên 120 học sinh trong 8 tuần (60 đối chứng - 60 thực nghiệm); thu thập số liệu.</w:t>
+              <w:t>Triển khai thực nghiệm trên 120 học sinh trong 8 tuần (60 đối chứng - 60 thực nghiệm); thu thập số liệu điểm số.</w:t>
             </w:r>
           </w:p>
         </w:tc>
@@ -737,7 +737,7 @@
                 <w:color w:val="000000"/>
                 <w:sz w:val="23"/>
               </w:rPr>
-              <w:t>Thu thập toàn bộ dữ liệu Pre-test và lịch sử làm bài; theo dõi tăng trưởng theta sau mỗi bài tập.</w:t>
+              <w:t>Thu thập toàn bộ điểm bài thi trước thực nghiệm và nhật ký học tập hàng tuần của học sinh.</w:t>
             </w:r>
           </w:p>
         </w:tc>
@@ -819,7 +819,7 @@
                 <w:color w:val="000000"/>
                 <w:sz w:val="23"/>
               </w:rPr>
-              <w:t>Tiến hành kiểm tra Post-test; xử lý số liệu thống kê bằng paired t-test và tính toán chỉ số Cohen's d.</w:t>
+              <w:t>Tiến hành kiểm tra bài thi sau thực nghiệm; thống kê và so sánh mức độ tiến bộ của hai nhóm học sinh.</w:t>
             </w:r>
           </w:p>
         </w:tc>
@@ -845,7 +845,7 @@
                 <w:color w:val="000000"/>
                 <w:sz w:val="23"/>
               </w:rPr>
-              <w:t>Nhóm thực nghiệm tăng +2.46 điểm; kiểm định t = 6.42, p &lt; 0.001, Cohen's d = 1.18.</w:t>
+              <w:t>Nhóm học cùng AI tăng trung bình +2.46 điểm (cao hơn gấp 3 lần so với nhóm tự học truyền thống +0.76 điểm).</w:t>
             </w:r>
           </w:p>
         </w:tc>
